--- a/instructions/GGR472_Lab4.docx
+++ b/instructions/GGR472_Lab4.docx
@@ -160,7 +160,7 @@
           <w:b/>
           <w:bCs/>
         </w:rPr>
-        <w:t>8</w:t>
+        <w:t>7</w:t>
       </w:r>
       <w:r>
         <w:rPr>
@@ -228,23 +228,11 @@
       </w:r>
       <w:proofErr w:type="spellStart"/>
       <w:r>
-        <w:t>hex</w:t>
-      </w:r>
-      <w:r>
-        <w:t>grid</w:t>
+        <w:t>hexgrid</w:t>
       </w:r>
       <w:proofErr w:type="spellEnd"/>
       <w:r>
-        <w:t xml:space="preserve"> web map of traffic collisions</w:t>
-      </w:r>
-      <w:r>
-        <w:t xml:space="preserve"> involving pedestrians and cyclists</w:t>
-      </w:r>
-      <w:r>
-        <w:t xml:space="preserve"> in Toronto. Your data should be displayed using an appropriate colour gradient and</w:t>
-      </w:r>
-      <w:r>
-        <w:t xml:space="preserve">, </w:t>
+        <w:t xml:space="preserve"> web map of traffic collisions involving pedestrians and cyclists in Toronto. Your data should be displayed using an appropriate colour gradient and, </w:t>
       </w:r>
       <w:r>
         <w:rPr>
@@ -253,10 +241,7 @@
         <w:t>as a minimum</w:t>
       </w:r>
       <w:r>
-        <w:t>,</w:t>
-      </w:r>
-      <w:r>
-        <w:t xml:space="preserve"> your map should include a </w:t>
+        <w:t xml:space="preserve">, your map should include a </w:t>
       </w:r>
       <w:r>
         <w:rPr>
@@ -288,7 +273,7 @@
           <w:noProof/>
         </w:rPr>
         <w:drawing>
-          <wp:anchor distT="0" distB="0" distL="114300" distR="114300" simplePos="0" relativeHeight="251676672" behindDoc="1" locked="0" layoutInCell="1" allowOverlap="1" wp14:anchorId="3565C863" wp14:editId="56C31108">
+          <wp:anchor distT="0" distB="0" distL="114300" distR="114300" simplePos="0" relativeHeight="251681792" behindDoc="1" locked="0" layoutInCell="1" allowOverlap="1" wp14:anchorId="243903D1" wp14:editId="3A5436ED">
             <wp:simplePos x="0" y="0"/>
             <wp:positionH relativeFrom="column">
               <wp:posOffset>-398509</wp:posOffset>
@@ -398,19 +383,7 @@
           <w:rPr>
             <w:rStyle w:val="Hyperlink"/>
           </w:rPr>
-          <w:t>ggr472-lab4 re</w:t>
-        </w:r>
-        <w:r>
-          <w:rPr>
-            <w:rStyle w:val="Hyperlink"/>
-          </w:rPr>
-          <w:t>p</w:t>
-        </w:r>
-        <w:r>
-          <w:rPr>
-            <w:rStyle w:val="Hyperlink"/>
-          </w:rPr>
-          <w:t>ository</w:t>
+          <w:t>ggr472-lab4 repository</w:t>
         </w:r>
       </w:hyperlink>
       <w:r>
@@ -428,19 +401,13 @@
         <w:t>Data</w:t>
       </w:r>
       <w:r>
-        <w:t xml:space="preserve"> represent locations of road collisions involving pedestrians or cyclists in Toronto between 20</w:t>
-      </w:r>
-      <w:r>
-        <w:t>06</w:t>
-      </w:r>
-      <w:r>
-        <w:t xml:space="preserve"> and 202</w:t>
-      </w:r>
-      <w:r>
-        <w:t>1</w:t>
-      </w:r>
-      <w:r>
-        <w:t>. The data were derived from the following source and have been edited for use in the lab.</w:t>
+        <w:t xml:space="preserve"> represent locations of road collisions involving pedestrians or cyclists in Toronto between 2006 and 2021. The data were derived from </w:t>
+      </w:r>
+      <w:r>
+        <w:t xml:space="preserve">a previous version of </w:t>
+      </w:r>
+      <w:r>
+        <w:t>the following source and have been edited for use in the lab.</w:t>
       </w:r>
     </w:p>
     <w:p>
@@ -465,7 +432,7 @@
         <w:spacing w:after="120"/>
       </w:pPr>
       <w:r>
-        <w:t>Take time to explore the original and updated data</w:t>
+        <w:t>Take time to explore the data</w:t>
       </w:r>
       <w:r>
         <w:t xml:space="preserve"> (</w:t>
@@ -533,7 +500,15 @@
       </w:r>
       <w:proofErr w:type="spellEnd"/>
       <w:r>
-        <w:t xml:space="preserve"> in the browser so that you have an understanding of the range of properties available.</w:t>
+        <w:t xml:space="preserve"> in the browser so that you </w:t>
+      </w:r>
+      <w:proofErr w:type="gramStart"/>
+      <w:r>
+        <w:t>have an understanding of</w:t>
+      </w:r>
+      <w:proofErr w:type="gramEnd"/>
+      <w:r>
+        <w:t xml:space="preserve"> the range of properties available.</w:t>
       </w:r>
     </w:p>
     <w:p>
@@ -559,6 +534,7 @@
         <w:spacing w:after="120"/>
       </w:pPr>
       <w:r>
+        <w:lastRenderedPageBreak/>
         <w:t xml:space="preserve">In the </w:t>
       </w:r>
       <w:r>
@@ -610,7 +586,6 @@
         <w:spacing w:after="120"/>
       </w:pPr>
       <w:r>
-        <w:lastRenderedPageBreak/>
         <w:t>Check the map style loads in the browser as expected then save your changes.</w:t>
       </w:r>
     </w:p>
@@ -689,94 +664,80 @@
       </w:r>
       <w:proofErr w:type="gramEnd"/>
       <w:r>
-        <w:rPr>
-          <w:i/>
-          <w:iCs/>
-        </w:rPr>
+        <w:t xml:space="preserve"> file.</w:t>
+      </w:r>
+    </w:p>
+    <w:p>
+      <w:pPr>
+        <w:spacing w:after="240"/>
+      </w:pPr>
+      <w:r>
+        <w:t xml:space="preserve">Use the fetch function to access the </w:t>
+      </w:r>
+      <w:proofErr w:type="spellStart"/>
+      <w:r>
+        <w:t>GeoJSON</w:t>
+      </w:r>
+      <w:proofErr w:type="spellEnd"/>
+      <w:r>
+        <w:t xml:space="preserve"> data from your online GitHub repository</w:t>
+      </w:r>
+      <w:r>
+        <w:t xml:space="preserve"> and </w:t>
+      </w:r>
+      <w:r>
+        <w:t xml:space="preserve">assign to the </w:t>
+      </w:r>
+      <w:r>
+        <w:t xml:space="preserve">collision </w:t>
+      </w:r>
+      <w:r>
+        <w:t xml:space="preserve">data </w:t>
+      </w:r>
+      <w:r>
+        <w:t>variable</w:t>
+      </w:r>
+      <w:r>
+        <w:t xml:space="preserve"> created in Step 1</w:t>
+      </w:r>
+      <w:r>
+        <w:t>.</w:t>
+      </w:r>
+      <w:r>
         <w:t xml:space="preserve"> </w:t>
       </w:r>
       <w:r>
-        <w:t>file.</w:t>
+        <w:t xml:space="preserve">See Week 9 lecture and exercise material as a reminder of how to do this. For now, you may use the URL which references the raw data stored </w:t>
+      </w:r>
+      <w:r>
+        <w:t xml:space="preserve">in your online repository </w:t>
+      </w:r>
+      <w:r>
+        <w:t xml:space="preserve">(which will look something like the link shown below). </w:t>
+      </w:r>
+      <w:r>
+        <w:t>O</w:t>
+      </w:r>
+      <w:r>
+        <w:t xml:space="preserve">nce you publish your website, you can update this to the link created by GitHub pages (see Week 5 </w:t>
+      </w:r>
+      <w:r>
+        <w:t>Lecture content).</w:t>
       </w:r>
     </w:p>
     <w:p>
       <w:pPr>
         <w:spacing w:after="240"/>
-      </w:pPr>
-      <w:r>
-        <w:t xml:space="preserve">Use the fetch function to access the </w:t>
-      </w:r>
-      <w:proofErr w:type="spellStart"/>
-      <w:r>
-        <w:t>GeoJSON</w:t>
-      </w:r>
-      <w:proofErr w:type="spellEnd"/>
-      <w:r>
-        <w:t xml:space="preserve"> data from your online GitHub repository</w:t>
-      </w:r>
-      <w:r>
-        <w:t xml:space="preserve"> and </w:t>
-      </w:r>
-      <w:r>
-        <w:t xml:space="preserve">assign to the </w:t>
-      </w:r>
-      <w:r>
-        <w:t xml:space="preserve">collision </w:t>
-      </w:r>
-      <w:r>
-        <w:t xml:space="preserve">data </w:t>
-      </w:r>
-      <w:r>
-        <w:t>variable</w:t>
-      </w:r>
-      <w:r>
-        <w:t xml:space="preserve"> created in Step 1</w:t>
-      </w:r>
-      <w:r>
-        <w:t>.</w:t>
-      </w:r>
-      <w:r>
-        <w:t xml:space="preserve"> </w:t>
-      </w:r>
-      <w:r>
-        <w:t xml:space="preserve">See Week 9 lecture and exercise material as a reminder of how to do this. For now, you may use the URL which references the raw data stored </w:t>
-      </w:r>
-      <w:r>
-        <w:t xml:space="preserve">in your online repository </w:t>
-      </w:r>
-      <w:r>
-        <w:t xml:space="preserve">(which will look something like the link shown below). </w:t>
-      </w:r>
-      <w:r>
-        <w:t>O</w:t>
-      </w:r>
-      <w:r>
-        <w:t xml:space="preserve">nce you publish your website, you can update this to the link created by GitHub pages (see Week 5 </w:t>
-      </w:r>
-      <w:r>
-        <w:t>Lecture content</w:t>
-      </w:r>
-      <w:r>
-        <w:t xml:space="preserve"> and code snippet</w:t>
-      </w:r>
-      <w:r>
-        <w:t>).</w:t>
-      </w:r>
-    </w:p>
-    <w:p>
-      <w:pPr>
-        <w:spacing w:after="240"/>
-        <w:jc w:val="center"/>
       </w:pPr>
       <w:r>
         <w:rPr>
           <w:noProof/>
         </w:rPr>
         <w:drawing>
-          <wp:inline distT="0" distB="0" distL="0" distR="0" wp14:anchorId="2BEDA903" wp14:editId="11A2C2CA">
-            <wp:extent cx="6120000" cy="452250"/>
-            <wp:effectExtent l="12700" t="12700" r="14605" b="17780"/>
-            <wp:docPr id="1533004628" name="Picture 14"/>
+          <wp:inline distT="0" distB="0" distL="0" distR="0" wp14:anchorId="444FDA51" wp14:editId="5221CF87">
+            <wp:extent cx="5731510" cy="335915"/>
+            <wp:effectExtent l="12700" t="12700" r="8890" b="6985"/>
+            <wp:docPr id="446451534" name="Picture 14"/>
             <wp:cNvGraphicFramePr>
               <a:graphicFrameLocks xmlns:a="http://schemas.openxmlformats.org/drawingml/2006/main" noChangeAspect="1"/>
             </wp:cNvGraphicFramePr>
@@ -784,7 +745,7 @@
               <a:graphicData uri="http://schemas.openxmlformats.org/drawingml/2006/picture">
                 <pic:pic xmlns:pic="http://schemas.openxmlformats.org/drawingml/2006/picture">
                   <pic:nvPicPr>
-                    <pic:cNvPr id="1533004628" name="Picture 1533004628"/>
+                    <pic:cNvPr id="446451534" name="Picture 446451534"/>
                     <pic:cNvPicPr/>
                   </pic:nvPicPr>
                   <pic:blipFill>
@@ -802,7 +763,7 @@
                   <pic:spPr>
                     <a:xfrm>
                       <a:off x="0" y="0"/>
-                      <a:ext cx="6120000" cy="452250"/>
+                      <a:ext cx="5902022" cy="345908"/>
                     </a:xfrm>
                     <a:prstGeom prst="rect">
                       <a:avLst/>
@@ -849,12 +810,17 @@
         <w:t xml:space="preserve">) and </w:t>
       </w:r>
       <w:proofErr w:type="spellStart"/>
+      <w:proofErr w:type="gramStart"/>
       <w:r>
         <w:t>addLayer</w:t>
       </w:r>
       <w:proofErr w:type="spellEnd"/>
       <w:r>
-        <w:t>() methods inside a map load event handler to view your data on the map.</w:t>
+        <w:t>(</w:t>
+      </w:r>
+      <w:proofErr w:type="gramEnd"/>
+      <w:r>
+        <w:t>) methods inside a map load event handler to view your data on the map.</w:t>
       </w:r>
       <w:r>
         <w:t xml:space="preserve"> Remember the </w:t>
@@ -997,16 +963,10 @@
         <w:t xml:space="preserve"> function’s required arguments. Notice that it requires a bounding box</w:t>
       </w:r>
       <w:r>
-        <w:t xml:space="preserve"> as an array of coordinates</w:t>
-      </w:r>
-      <w:r>
-        <w:t xml:space="preserve"> representing the extent of the bounding rectangle</w:t>
-      </w:r>
-      <w:r>
         <w:t xml:space="preserve"> </w:t>
       </w:r>
       <w:r>
-        <w:t>i.e., [</w:t>
+        <w:t>as an array of coordinates representing the extent of the bounding rectangle i.e., [</w:t>
       </w:r>
       <w:proofErr w:type="spellStart"/>
       <w:r>
@@ -1049,37 +1009,13 @@
         <w:spacing w:after="240"/>
       </w:pPr>
       <w:r>
-        <w:t xml:space="preserve">There are </w:t>
-      </w:r>
-      <w:r>
-        <w:t>a range of</w:t>
-      </w:r>
-      <w:r>
-        <w:t xml:space="preserve"> </w:t>
-      </w:r>
-      <w:r>
-        <w:t>Turf functions we may use</w:t>
-      </w:r>
-      <w:r>
-        <w:t xml:space="preserve"> to creat</w:t>
-      </w:r>
-      <w:r>
-        <w:t>e</w:t>
-      </w:r>
-      <w:r>
-        <w:t xml:space="preserve"> a bounding box and extract</w:t>
-      </w:r>
-      <w:r>
-        <w:t xml:space="preserve"> </w:t>
-      </w:r>
-      <w:r>
-        <w:t>coordinates</w:t>
-      </w:r>
-      <w:r>
-        <w:t xml:space="preserve"> as an array</w:t>
-      </w:r>
-      <w:r>
-        <w:t>, including:</w:t>
+        <w:t>A</w:t>
+      </w:r>
+      <w:r>
+        <w:t xml:space="preserve">s with much coding, there is rarely one way to achieve the same output. </w:t>
+      </w:r>
+      <w:r>
+        <w:t>There are a range of Turf functions we may use to create a bounding box and extract coordinates as an array, including:</w:t>
       </w:r>
     </w:p>
     <w:p>
@@ -1129,22 +1065,8 @@
         <w:spacing w:after="240"/>
       </w:pPr>
       <w:r>
-        <w:t>Explore</w:t>
-      </w:r>
-      <w:r>
-        <w:t xml:space="preserve"> the documentation for each</w:t>
-      </w:r>
-      <w:r>
-        <w:t xml:space="preserve"> function above</w:t>
-      </w:r>
-      <w:r>
-        <w:t xml:space="preserve">, noting the required arguments </w:t>
-      </w:r>
-      <w:r>
-        <w:t>returned types</w:t>
-      </w:r>
-      <w:r>
-        <w:t>.</w:t>
+        <w:lastRenderedPageBreak/>
+        <w:t>Explore the documentation for each function above, noting the required arguments returned types.</w:t>
       </w:r>
     </w:p>
     <w:p>
@@ -1161,7 +1083,6 @@
           <w:bCs/>
           <w:u w:val="single"/>
         </w:rPr>
-        <w:lastRenderedPageBreak/>
         <w:t>Understanding return types and how to access required values</w:t>
       </w:r>
     </w:p>
@@ -1170,25 +1091,7 @@
         <w:spacing w:after="360"/>
       </w:pPr>
       <w:r>
-        <w:t xml:space="preserve">For now, let’s </w:t>
-      </w:r>
-      <w:r>
-        <w:t>explore</w:t>
-      </w:r>
-      <w:r>
-        <w:t xml:space="preserve"> the envelope function to understand return types and how to access</w:t>
-      </w:r>
-      <w:r>
-        <w:t xml:space="preserve"> required values</w:t>
-      </w:r>
-      <w:r>
-        <w:t xml:space="preserve"> for the bounding coordinates</w:t>
-      </w:r>
-      <w:r>
-        <w:t>.</w:t>
-      </w:r>
-      <w:r>
-        <w:t xml:space="preserve"> </w:t>
+        <w:t xml:space="preserve">For now, let’s explore the envelope function to understand return types and how to access required values for the bounding coordinates. </w:t>
       </w:r>
     </w:p>
     <w:p>
@@ -1211,10 +1114,7 @@
         <w:spacing w:after="160"/>
       </w:pPr>
       <w:r>
-        <w:t xml:space="preserve">Inside the map load event handler, </w:t>
-      </w:r>
-      <w:r>
-        <w:t xml:space="preserve">use </w:t>
+        <w:t xml:space="preserve">Inside the map load event handler, use </w:t>
       </w:r>
       <w:proofErr w:type="spellStart"/>
       <w:proofErr w:type="gramStart"/>
@@ -1224,29 +1124,14 @@
       <w:proofErr w:type="spellEnd"/>
       <w:proofErr w:type="gramEnd"/>
       <w:r>
-        <w:t>() to create a bounding box</w:t>
-      </w:r>
-      <w:r>
-        <w:t xml:space="preserve"> </w:t>
-      </w:r>
-      <w:r>
-        <w:t>from the collision data</w:t>
-      </w:r>
-      <w:r>
-        <w:t xml:space="preserve"> and assign to a variable</w:t>
-      </w:r>
-      <w:r>
-        <w:t xml:space="preserve">. </w:t>
-      </w:r>
-      <w:r>
-        <w:t>For example:</w:t>
+        <w:t>() to create a bounding box from the collision data and assign to a variable. For example:</w:t>
       </w:r>
       <w:r>
         <w:rPr>
           <w:noProof/>
         </w:rPr>
         <w:drawing>
-          <wp:inline distT="0" distB="0" distL="0" distR="0" wp14:anchorId="27058925" wp14:editId="172F6E2F">
+          <wp:inline distT="0" distB="0" distL="0" distR="0" wp14:anchorId="06459470" wp14:editId="365C5179">
             <wp:extent cx="5731510" cy="501015"/>
             <wp:effectExtent l="12700" t="12700" r="8890" b="6985"/>
             <wp:docPr id="880164737" name="Picture 15"/>
@@ -1306,22 +1191,7 @@
       </w:r>
       <w:proofErr w:type="gramEnd"/>
       <w:r>
-        <w:t>)</w:t>
-      </w:r>
-      <w:r>
-        <w:t xml:space="preserve"> to view the output</w:t>
-      </w:r>
-      <w:r>
-        <w:t xml:space="preserve"> in the console</w:t>
-      </w:r>
-      <w:r>
-        <w:t>. T</w:t>
-      </w:r>
-      <w:r>
-        <w:t xml:space="preserve">he output will be </w:t>
-      </w:r>
-      <w:r>
-        <w:t xml:space="preserve">a </w:t>
+        <w:t xml:space="preserve">) to view the output in the console. The output will be a </w:t>
       </w:r>
       <w:proofErr w:type="spellStart"/>
       <w:r>
@@ -1339,10 +1209,7 @@
         <w:t>feature</w:t>
       </w:r>
       <w:r>
-        <w:t xml:space="preserve"> object which includes a</w:t>
-      </w:r>
-      <w:r>
-        <w:t xml:space="preserve"> property called </w:t>
+        <w:t xml:space="preserve"> object which includes a property called </w:t>
       </w:r>
       <w:proofErr w:type="spellStart"/>
       <w:r>
@@ -1350,10 +1217,7 @@
       </w:r>
       <w:proofErr w:type="spellEnd"/>
       <w:r>
-        <w:t xml:space="preserve"> (an array of coordinates for our bounding box)</w:t>
-      </w:r>
-      <w:r>
-        <w:t>.</w:t>
+        <w:t xml:space="preserve"> (an array of coordinates for our bounding box).</w:t>
       </w:r>
     </w:p>
     <w:p>
@@ -1386,10 +1250,7 @@
         <w:t>array property</w:t>
       </w:r>
       <w:r>
-        <w:t>, you can simply update your console</w:t>
-      </w:r>
-      <w:r>
-        <w:t xml:space="preserve">.log to take </w:t>
+        <w:t xml:space="preserve">, you can simply update your console.log to take </w:t>
       </w:r>
       <w:proofErr w:type="spellStart"/>
       <w:proofErr w:type="gramStart"/>
@@ -1399,16 +1260,15 @@
       <w:proofErr w:type="spellEnd"/>
       <w:proofErr w:type="gramEnd"/>
       <w:r>
-        <w:t xml:space="preserve"> e.g., </w:t>
-      </w:r>
-      <w:r>
-        <w:t>(</w:t>
+        <w:t xml:space="preserve"> e.g., (</w:t>
       </w:r>
       <w:proofErr w:type="spellStart"/>
+      <w:proofErr w:type="gramStart"/>
       <w:r>
         <w:t>envresult.bbox</w:t>
       </w:r>
       <w:proofErr w:type="spellEnd"/>
+      <w:proofErr w:type="gramEnd"/>
       <w:r>
         <w:t>)</w:t>
       </w:r>
@@ -1456,10 +1316,7 @@
       <w:proofErr w:type="spellEnd"/>
       <w:proofErr w:type="gramEnd"/>
       <w:r>
-        <w:t xml:space="preserve">[0]). </w:t>
-      </w:r>
-      <w:r>
-        <w:t xml:space="preserve">This corresponds to the first value in the </w:t>
+        <w:t xml:space="preserve">[0]). This corresponds to the first value in the </w:t>
       </w:r>
       <w:proofErr w:type="spellStart"/>
       <w:r>
@@ -1467,10 +1324,7 @@
       </w:r>
       <w:proofErr w:type="spellEnd"/>
       <w:r>
-        <w:t xml:space="preserve"> array</w:t>
-      </w:r>
-      <w:r>
-        <w:t xml:space="preserve"> which is the </w:t>
+        <w:t xml:space="preserve"> array which is the </w:t>
       </w:r>
       <w:proofErr w:type="spellStart"/>
       <w:r>
@@ -1501,10 +1355,7 @@
         <w:spacing w:after="160"/>
       </w:pPr>
       <w:r>
-        <w:t xml:space="preserve">At the start of the course, we learnt that </w:t>
-      </w:r>
-      <w:r>
-        <w:t xml:space="preserve">a </w:t>
+        <w:t xml:space="preserve">At the start of the course, we learnt that a </w:t>
       </w:r>
       <w:proofErr w:type="spellStart"/>
       <w:r>
@@ -1522,13 +1373,7 @@
         <w:t>feature collection</w:t>
       </w:r>
       <w:r>
-        <w:t xml:space="preserve"> holds multiple feature objects. Should you want to include a feature (such as the result o</w:t>
-      </w:r>
-      <w:r>
-        <w:t>f our envelope</w:t>
-      </w:r>
-      <w:r>
-        <w:t xml:space="preserve"> function) in a </w:t>
+        <w:t xml:space="preserve"> holds multiple feature objects. Should you want to include a feature (such as the result of our envelope function) in a </w:t>
       </w:r>
       <w:proofErr w:type="spellStart"/>
       <w:r>
@@ -1536,19 +1381,7 @@
       </w:r>
       <w:proofErr w:type="spellEnd"/>
       <w:r>
-        <w:t>, it can be wrapped as follows</w:t>
-      </w:r>
-      <w:r>
-        <w:t>.</w:t>
-      </w:r>
-      <w:r>
-        <w:t xml:space="preserve"> </w:t>
-      </w:r>
-      <w:r>
-        <w:t xml:space="preserve">This may be useful if you </w:t>
-      </w:r>
-      <w:r>
-        <w:t xml:space="preserve">require </w:t>
+        <w:t xml:space="preserve">, it can be wrapped as follows. This may be useful if you require </w:t>
       </w:r>
       <w:proofErr w:type="spellStart"/>
       <w:r>
@@ -1564,13 +1397,7 @@
       </w:r>
       <w:proofErr w:type="spellEnd"/>
       <w:r>
-        <w:t xml:space="preserve"> method</w:t>
-      </w:r>
-      <w:r>
-        <w:t>.</w:t>
-      </w:r>
-      <w:r>
-        <w:t xml:space="preserve"> Take care with your property names here – these are case sensitive.</w:t>
+        <w:t xml:space="preserve"> method. Take care with your property names here – these are case sensitive.</w:t>
       </w:r>
     </w:p>
     <w:p>
@@ -1583,7 +1410,7 @@
           <w:noProof/>
         </w:rPr>
         <w:drawing>
-          <wp:inline distT="0" distB="0" distL="0" distR="0" wp14:anchorId="750A7222" wp14:editId="0DBE0A36">
+          <wp:inline distT="0" distB="0" distL="0" distR="0" wp14:anchorId="2D0BC61B" wp14:editId="37BBD153">
             <wp:extent cx="3708400" cy="1035520"/>
             <wp:effectExtent l="12700" t="12700" r="12700" b="19050"/>
             <wp:docPr id="1786103327" name="Picture 17" descr="A screenshot of a computer code&#10;&#10;AI-generated content may be incorrect."/>
@@ -1635,16 +1462,7 @@
         <w:spacing w:after="160"/>
       </w:pPr>
       <w:r>
-        <w:t xml:space="preserve">Again, use the console log to </w:t>
-      </w:r>
-      <w:r>
-        <w:t xml:space="preserve">view the output. </w:t>
-      </w:r>
-      <w:r>
-        <w:t>See if you can work out what value the following code is accessing</w:t>
-      </w:r>
-      <w:r>
-        <w:t>.</w:t>
+        <w:t>Again, use the console log to view the output. See if you can work out what value the following code is accessing.</w:t>
       </w:r>
     </w:p>
     <w:p>
@@ -1656,7 +1474,7 @@
           <w:noProof/>
         </w:rPr>
         <w:drawing>
-          <wp:inline distT="0" distB="0" distL="0" distR="0" wp14:anchorId="2F637D2F" wp14:editId="0137F32F">
+          <wp:inline distT="0" distB="0" distL="0" distR="0" wp14:anchorId="3B5A3CFC" wp14:editId="0FE2759A">
             <wp:extent cx="5731510" cy="451485"/>
             <wp:effectExtent l="0" t="0" r="0" b="5715"/>
             <wp:docPr id="1673275359" name="Picture 18"/>
@@ -1699,7 +1517,19 @@
       </w:r>
     </w:p>
     <w:p>
-      <w:r>
+      <w:pPr>
+        <w:rPr>
+          <w:b/>
+          <w:bCs/>
+          <w:u w:val="single"/>
+        </w:rPr>
+      </w:pPr>
+      <w:r>
+        <w:rPr>
+          <w:b/>
+          <w:bCs/>
+          <w:u w:val="single"/>
+        </w:rPr>
         <w:br w:type="page"/>
       </w:r>
     </w:p>
@@ -1735,10 +1565,7 @@
       </w:r>
       <w:proofErr w:type="gramEnd"/>
       <w:r>
-        <w:t xml:space="preserve"> return types and</w:t>
-      </w:r>
-      <w:r>
-        <w:t xml:space="preserve"> how to access values, </w:t>
+        <w:t xml:space="preserve"> return types and how to access values, </w:t>
       </w:r>
       <w:r>
         <w:rPr>
@@ -1747,16 +1574,7 @@
         <w:t>use one of the recommended functions to create a bounding box of the collision data</w:t>
       </w:r>
       <w:r>
-        <w:t>. The return type must be an array of coordinates</w:t>
-      </w:r>
-      <w:r>
-        <w:t xml:space="preserve"> in the following order</w:t>
-      </w:r>
-      <w:r>
-        <w:t xml:space="preserve"> </w:t>
-      </w:r>
-      <w:r>
-        <w:t>[</w:t>
+        <w:t>. The return type must be an array of coordinates in the following order [</w:t>
       </w:r>
       <w:proofErr w:type="spellStart"/>
       <w:r>
@@ -1796,13 +1614,7 @@
         <w:spacing w:after="160"/>
       </w:pPr>
       <w:r>
-        <w:t>Previously we used the envelope function</w:t>
-      </w:r>
-      <w:r>
-        <w:t xml:space="preserve"> but of course</w:t>
-      </w:r>
-      <w:r>
-        <w:t xml:space="preserve"> you may find that a function such as </w:t>
+        <w:t xml:space="preserve">Previously we used the envelope function but of course you may find that a function such as </w:t>
       </w:r>
       <w:proofErr w:type="spellStart"/>
       <w:r>
@@ -1833,31 +1645,7 @@
           <w:bCs/>
           <w:u w:val="single"/>
         </w:rPr>
-        <w:t>H</w:t>
-      </w:r>
-      <w:r>
-        <w:rPr>
-          <w:b/>
-          <w:bCs/>
-          <w:u w:val="single"/>
-        </w:rPr>
-        <w:t>ex</w:t>
-      </w:r>
-      <w:r>
-        <w:rPr>
-          <w:b/>
-          <w:bCs/>
-          <w:u w:val="single"/>
-        </w:rPr>
-        <w:t>G</w:t>
-      </w:r>
-      <w:r>
-        <w:rPr>
-          <w:b/>
-          <w:bCs/>
-          <w:u w:val="single"/>
-        </w:rPr>
-        <w:t>rid</w:t>
+        <w:t>HexGrid</w:t>
       </w:r>
       <w:proofErr w:type="spellEnd"/>
     </w:p>
@@ -1885,10 +1673,7 @@
         <w:t xml:space="preserve"> function</w:t>
       </w:r>
       <w:r>
-        <w:t>.</w:t>
-      </w:r>
-      <w:r>
-        <w:t xml:space="preserve"> You may like to store the array as its own variable.</w:t>
+        <w:t>. You may like to store the array as its own variable.</w:t>
       </w:r>
     </w:p>
     <w:p>
@@ -1934,13 +1719,7 @@
       </w:r>
       <w:proofErr w:type="spellEnd"/>
       <w:r>
-        <w:t xml:space="preserve"> </w:t>
-      </w:r>
-      <w:r>
-        <w:t>coordinates</w:t>
-      </w:r>
-      <w:r>
-        <w:t xml:space="preserve">. Use the Turf.js </w:t>
+        <w:t xml:space="preserve"> coordinates. Use the Turf.js </w:t>
       </w:r>
       <w:r>
         <w:t>documentation</w:t>
@@ -1954,13 +1733,7 @@
         <w:spacing w:after="160"/>
       </w:pPr>
       <w:r>
-        <w:t>Once created</w:t>
-      </w:r>
-      <w:r>
-        <w:t>,</w:t>
-      </w:r>
-      <w:r>
-        <w:t xml:space="preserve"> view the output on the map using </w:t>
+        <w:t xml:space="preserve">Once created, view the output on the map using </w:t>
       </w:r>
       <w:proofErr w:type="spellStart"/>
       <w:proofErr w:type="gramStart"/>
@@ -1976,15 +1749,17 @@
         <w:t xml:space="preserve">) and </w:t>
       </w:r>
       <w:proofErr w:type="spellStart"/>
+      <w:proofErr w:type="gramStart"/>
       <w:r>
         <w:t>addLayer</w:t>
       </w:r>
       <w:proofErr w:type="spellEnd"/>
       <w:r>
-        <w:t xml:space="preserve">() methods. Remember the </w:t>
-      </w:r>
-      <w:r>
-        <w:t xml:space="preserve">resulting </w:t>
+        <w:t>(</w:t>
+      </w:r>
+      <w:proofErr w:type="gramEnd"/>
+      <w:r>
+        <w:t xml:space="preserve">) methods. Remember the resulting </w:t>
       </w:r>
       <w:proofErr w:type="spellStart"/>
       <w:r>
@@ -1992,10 +1767,7 @@
       </w:r>
       <w:proofErr w:type="spellEnd"/>
       <w:r>
-        <w:t xml:space="preserve"> variable from the</w:t>
-      </w:r>
-      <w:r>
-        <w:t xml:space="preserve"> Turf function will be the data source in your </w:t>
+        <w:t xml:space="preserve"> variable from the Turf function will be the data source in your </w:t>
       </w:r>
       <w:proofErr w:type="spellStart"/>
       <w:proofErr w:type="gramStart"/>
@@ -2040,13 +1812,7 @@
       </w:r>
       <w:proofErr w:type="spellEnd"/>
       <w:r>
-        <w:t xml:space="preserve"> variable to increase its size by 10%, for example.</w:t>
-      </w:r>
-      <w:r>
-        <w:t xml:space="preserve"> Note that th</w:t>
-      </w:r>
-      <w:r>
-        <w:t xml:space="preserve">e </w:t>
+        <w:t xml:space="preserve"> variable to increase its size by 10%, for example. Note that the </w:t>
       </w:r>
       <w:proofErr w:type="spellStart"/>
       <w:r>
@@ -2058,17 +1824,11 @@
       </w:r>
       <w:proofErr w:type="spellStart"/>
       <w:r>
-        <w:t>feature</w:t>
-      </w:r>
-      <w:r>
-        <w:t>collection</w:t>
+        <w:t>featurecollection</w:t>
       </w:r>
       <w:proofErr w:type="spellEnd"/>
       <w:r>
-        <w:t xml:space="preserve"> object, not an array.</w:t>
-      </w:r>
-      <w:r>
-        <w:t xml:space="preserve"> </w:t>
+        <w:t xml:space="preserve"> object, not an array. </w:t>
       </w:r>
     </w:p>
     <w:p>
@@ -2158,43 +1918,22 @@
       </w:r>
       <w:proofErr w:type="gramEnd"/>
       <w:r>
-        <w:t xml:space="preserve"> we will associate data with it so that the number of collisions may be categorised and viewed with a colour gradient.</w:t>
-      </w:r>
-      <w:r>
-        <w:t xml:space="preserve"> The code will go </w:t>
+        <w:t xml:space="preserve"> we will associate data with it so that the number of collisions may be categori</w:t>
+      </w:r>
+      <w:r>
+        <w:t>z</w:t>
+      </w:r>
+      <w:r>
+        <w:t xml:space="preserve">ed and viewed with a colour gradient. The code will go </w:t>
       </w:r>
       <w:r>
         <w:rPr>
           <w:u w:val="single"/>
         </w:rPr>
-        <w:t>in</w:t>
-      </w:r>
-      <w:r>
-        <w:rPr>
-          <w:u w:val="single"/>
-        </w:rPr>
-        <w:t>side</w:t>
-      </w:r>
-      <w:r>
-        <w:rPr>
-          <w:u w:val="single"/>
-        </w:rPr>
-        <w:t xml:space="preserve"> the map load event handler</w:t>
-      </w:r>
-      <w:r>
-        <w:t xml:space="preserve"> </w:t>
-      </w:r>
-      <w:r>
-        <w:t>below</w:t>
-      </w:r>
-      <w:r>
-        <w:t xml:space="preserve"> the code </w:t>
-      </w:r>
-      <w:r>
-        <w:t>written in Steps 2 and 3</w:t>
-      </w:r>
-      <w:r>
-        <w:t>.</w:t>
+        <w:t>inside the map load event handler</w:t>
+      </w:r>
+      <w:r>
+        <w:t xml:space="preserve"> below the code written in Steps 2 and 3.</w:t>
       </w:r>
     </w:p>
     <w:p>
@@ -2228,7 +1967,7 @@
           <w:noProof/>
         </w:rPr>
         <w:drawing>
-          <wp:anchor distT="0" distB="0" distL="114300" distR="114300" simplePos="0" relativeHeight="251679744" behindDoc="1" locked="0" layoutInCell="1" allowOverlap="1" wp14:anchorId="6703F01D" wp14:editId="143CF243">
+          <wp:anchor distT="0" distB="0" distL="114300" distR="114300" simplePos="0" relativeHeight="251683840" behindDoc="1" locked="0" layoutInCell="1" allowOverlap="1" wp14:anchorId="59054202" wp14:editId="65DB4B39">
             <wp:simplePos x="0" y="0"/>
             <wp:positionH relativeFrom="column">
               <wp:posOffset>-259080</wp:posOffset>
@@ -2317,25 +2056,7 @@
         <w:t xml:space="preserve">View the collect output in the console. Notice that where </w:t>
       </w:r>
       <w:r>
-        <w:t>there are no point</w:t>
-      </w:r>
-      <w:r>
-        <w:t>s</w:t>
-      </w:r>
-      <w:r>
-        <w:t xml:space="preserve"> intersecting hexagons, </w:t>
-      </w:r>
-      <w:r>
-        <w:t xml:space="preserve">the values </w:t>
-      </w:r>
-      <w:r>
-        <w:t xml:space="preserve">array </w:t>
-      </w:r>
-      <w:r>
-        <w:t xml:space="preserve">property </w:t>
-      </w:r>
-      <w:r>
-        <w:t>will be empty.</w:t>
+        <w:t>there are no points intersecting hexagons, the values array property will be empty.</w:t>
       </w:r>
     </w:p>
     <w:p>
@@ -2537,28 +2258,7 @@
       </w:r>
       <w:proofErr w:type="spellEnd"/>
       <w:r>
-        <w:t>. How may you improve the display o</w:t>
-      </w:r>
-      <w:r>
-        <w:t>f</w:t>
-      </w:r>
-      <w:r>
-        <w:t xml:space="preserve"> the data? Perhaps by changing the size of the hexagons, changing the opacity,</w:t>
-      </w:r>
-      <w:r>
-        <w:t xml:space="preserve"> filtering hexagons without counts,</w:t>
-      </w:r>
-      <w:r>
-        <w:t xml:space="preserve"> or </w:t>
-      </w:r>
-      <w:r>
-        <w:t>adding/</w:t>
-      </w:r>
-      <w:r>
-        <w:t>removing other layers for clarity</w:t>
-      </w:r>
-      <w:r>
-        <w:t>?</w:t>
+        <w:t>. How may you improve the display of the data? Perhaps by changing the size of the hexagons, changing the opacity, filtering hexagons without counts, or adding/removing other layers for clarity?</w:t>
       </w:r>
     </w:p>
     <w:p>
@@ -2637,10 +2337,7 @@
         <w:t>help explain the data.</w:t>
       </w:r>
       <w:r>
-        <w:t xml:space="preserve"> For example, you may like to include the option to toggle additional layers on and off</w:t>
-      </w:r>
-      <w:r>
-        <w:t>.</w:t>
+        <w:t xml:space="preserve"> For example, you may like to include the option to toggle additional layers on and off.</w:t>
       </w:r>
     </w:p>
     <w:p>
@@ -2756,6 +2453,11 @@
         <w:docPartUnique/>
       </w:docPartObj>
     </w:sdtPr>
+    <w:sdtEndPr>
+      <w:rPr>
+        <w:rStyle w:val="PageNumber"/>
+      </w:rPr>
+    </w:sdtEndPr>
     <w:sdtContent>
       <w:p>
         <w:pPr>
@@ -2886,7 +2588,7 @@
         <w:sz w:val="16"/>
         <w:szCs w:val="16"/>
       </w:rPr>
-      <w:t>5</w:t>
+      <w:t>6</w:t>
     </w:r>
   </w:p>
 </w:ftr>
